--- a/public/assets/modules/02/02-public-repos-facilitator-guide.docx
+++ b/public/assets/modules/02/02-public-repos-facilitator-guide.docx
@@ -231,7 +231,7 @@
               <a:graphicData uri="http://schemas.openxmlformats.org/drawingml/2006/picture">
                 <pic:pic>
                   <pic:nvPicPr>
-                    <pic:cNvPr descr="/tmp/claude-501/decks-PR01L1/02-public-repos-components.png" id="11" name="Picture"/>
+                    <pic:cNvPr descr="/tmp/claude-501/decks-If62xK/02-public-repos-components.png" id="11" name="Picture"/>
                     <pic:cNvPicPr>
                       <a:picLocks noChangeArrowheads="1" noChangeAspect="1"/>
                     </pic:cNvPicPr>
